--- a/info_docs/DocuBrowse_User_Guide.docx
+++ b/info_docs/DocuBrowse_User_Guide.docx
@@ -27,7 +27,7 @@
           <w:sz w:val="32"/>
           <w:szCs w:val="32"/>
         </w:rPr>
-        <w:t xml:space="preserve">v0.7.2.1</w:t>
+        <w:t>v0.7.3</w:t>
       </w:r>
     </w:p>
     <w:p>
@@ -193,7 +193,7 @@
         </w:numPr>
       </w:pPr>
       <w:r>
-        <w:t xml:space="preserve">PII protection — scans for SSN, credit card, DOB, MRN, driver license, and passport patterns; matching documents are removed and permanently blacklisted</w:t>
+        <w:t>PII protection — scans stored text for SSN, credit card, DOB, MRN, driver license, and passport patterns, validating structurally before flagging (SSA allocation rules for SSNs; length + issuer prefix + Luhn for credit cards) to avoid deleting documents over incidental numbers.</w:t>
       </w:r>
     </w:p>
     <w:p>

--- a/info_docs/DocuBrowse_User_Guide.docx
+++ b/info_docs/DocuBrowse_User_Guide.docx
@@ -4124,6 +4124,67 @@
           <w:t xml:space="preserve">github.com/linuxrebel/DocuBrowser</w:t>
         </w:r>
       </w:hyperlink>
+    </w:p>
+    <w:p>
+      <w:pPr>
+        <w:pStyle w:val="Heading2"/>
+      </w:pPr>
+      <w:r>
+        <w:t>Installing with install.sh (recommended)</w:t>
+      </w:r>
+    </w:p>
+    <w:p>
+      <w:r>
+        <w:t>DocuBrowse ships an installer that sets up a self-contained virtualenv, the CLI wrapper, and (optionally) a systemd service. From the extracted release tarball or a cloned checkout:</w:t>
+      </w:r>
+    </w:p>
+    <w:p>
+      <w:r>
+        <w:t>User install (no root): run ./install.sh — installs to ~/.docubrowse with its own venv and a CLI wrapper at ~/.local/bin/docubrowser (ensure that is on your PATH). No systemd is used; start the server with "docubrowser start".</w:t>
+      </w:r>
+    </w:p>
+    <w:p>
+      <w:r>
+        <w:t>System install: run sudo ./install.sh — installs to /opt/docubrowse running as a dedicated "docubrowse" system user, with a systemd unit (docubrowser.service, installed but not auto-enabled) and a wrapper at /usr/local/bin/docubrowser. Manage it with "systemctl start docubrowser".</w:t>
+      </w:r>
+    </w:p>
+    <w:p>
+      <w:r>
+        <w:t>The installer first runs pre-flight checks (Python 3.9+, rsync, curl, tar, Calibre, Ollama — plus user/group tools in system mode) and reports anything missing before changing your system. Python dependencies come from requirements.txt. Once installed, use the "docubrowser" command (not ./docubrowser.py). To remove everything, run ./uninstall.sh.</w:t>
+      </w:r>
+    </w:p>
+    <w:p>
+      <w:r>
+        <w:t>Calibre note: if your distribution does not package Calibre (for example CentOS Stream), install it from the official build at https://calibre-ebook.com/download_linux.</w:t>
+      </w:r>
+    </w:p>
+    <w:p>
+      <w:pPr>
+        <w:pStyle w:val="Heading2"/>
+      </w:pPr>
+      <w:r>
+        <w:t>Remote (LAN) access</w:t>
+      </w:r>
+    </w:p>
+    <w:p>
+      <w:r>
+        <w:t>By default DocuBrowse listens only on 127.0.0.1 (this machine) and does not touch your firewall. You can optionally allow other machines on your network to reach the web UI.</w:t>
+      </w:r>
+    </w:p>
+    <w:p>
+      <w:r>
+        <w:t>The installer asks whether to allow remote (LAN) access (default: No). Answering yes binds the server to all interfaces (0.0.0.0), opens the firewall port (firewalld or ufw, 8643/tcp), and sets "allow_remote = true" in docubrowse.config. You can answer non-interactively with DOCUBROWSE_ALLOW_REMOTE=1 ./install.sh.</w:t>
+      </w:r>
+    </w:p>
+    <w:p>
+      <w:r>
+        <w:t>WARNING: there is no authentication yet. With remote access enabled, anyone who can reach this host on port 8643 can read and delete your indexed documents — only enable it on trusted networks. DocuBrowse still blocks DNS-rebinding and enforces a CSRF token with a same-origin check on all changes.</w:t>
+      </w:r>
+    </w:p>
+    <w:p>
+      <w:r>
+        <w:t>To switch between local-only and remote after install, edit allow_remote in docubrowse.config, open or close the firewall port accordingly, and run "docubrowser restart". (A "docubrowser remote on/off" command is planned.)</w:t>
+      </w:r>
     </w:p>
     <w:sectPr>
       <w:headerReference w:type="default" r:id="rId7"/>

--- a/info_docs/DocuBrowse_User_Guide.docx
+++ b/info_docs/DocuBrowse_User_Guide.docx
@@ -27,7 +27,7 @@
           <w:sz w:val="32"/>
           <w:szCs w:val="32"/>
         </w:rPr>
-        <w:t>v0.7.3</w:t>
+        <w:t>v0.8.0</w:t>
       </w:r>
     </w:p>
     <w:p>

--- a/info_docs/DocuBrowse_User_Guide.docx
+++ b/info_docs/DocuBrowse_User_Guide.docx
@@ -1003,7 +1003,7 @@
     </w:p>
     <w:p>
       <w:r>
-        <w:t xml:space="preserve">Edit docubrowse.config to set your document directories, or use the Settings page after starting the server. Optionally add additional scan directories (scan_dirs.txt) and directories to exclude (ignore_dirs.txt).</w:t>
+        <w:t>Edit docubrowse.config to set your document directories, or use the Settings page after starting the server. Optionally add additional scan directories (scan_dirs.txt) and directories to exclude (ignore_dirs.txt). If no document directory is configured yet, the search page shows a banner linking to Settings.</w:t>
       </w:r>
     </w:p>
     <w:p>
@@ -2358,7 +2358,7 @@
     </w:p>
     <w:p>
       <w:r>
-        <w:t xml:space="preserve">Additional scan directories can also be managed from Settings → General.</w:t>
+        <w:t>Additional scan directories can also be managed from Settings → General. Every configured directory (primary + additional) is scanned automatically by scan/rescan into the single shared database — no per-directory rescan command needed.</w:t>
       </w:r>
     </w:p>
     <w:p>
@@ -2691,7 +2691,7 @@
         </w:numPr>
       </w:pPr>
       <w:r>
-        <w:t xml:space="preserve">A-Z index bar — jump to documents by title's first letter</w:t>
+        <w:t>Index bar (Home, 0-9, A-Z) — Home returns to All Documents; clicking a letter performs a global search-wide filter for documents starting with that letter (not just the current page), paginated using your page-size preference. Click the active letter again to return to All Documents. The bar stays visible across All Documents, filtered, and search views.</w:t>
       </w:r>
     </w:p>
     <w:p>
@@ -2798,7 +2798,7 @@
     </w:p>
     <w:p>
       <w:r>
-        <w:t xml:space="preserve">The Settings page provides a browser-based interface for configuration that previously required editing files directly.</w:t>
+        <w:t>The Settings page (opened in a new tab via the gear icon) provides a full-width, browser-based interface for configuration that previously required editing files directly. A “Done” button in the header saves your changes and returns you to the search tab.</w:t>
       </w:r>
     </w:p>
     <w:p>
@@ -2842,7 +2842,7 @@
         </w:numPr>
       </w:pPr>
       <w:r>
-        <w:t xml:space="preserve">Trigger a rescan from the UI</w:t>
+        <w:t>Trigger a rescan from the UI — every configured directory (primary plus additional) is scanned automatically into the single shared database</w:t>
       </w:r>
     </w:p>
     <w:p>
@@ -2862,19 +2862,31 @@
         </w:numPr>
       </w:pPr>
       <w:r>
-        <w:t xml:space="preserve">Add, view, and remove directories excluded from scans (ignore_dirs.txt)</w:t>
-      </w:r>
-    </w:p>
-    <w:p>
-      <w:pPr>
-        <w:pStyle w:val="ListParagraph"/>
-        <w:numPr>
-          <w:ilvl w:val="0"/>
-          <w:numId w:val="2"/>
-        </w:numPr>
-      </w:pPr>
-      <w:r>
-        <w:t xml:space="preserve">Changes take effect on the next scan</w:t>
+        <w:t>Add a directory to exclude using the “Add a directory to exclude” input row; adding one prompts for confirmation, since indexed documents under that path will be purged</w:t>
+      </w:r>
+    </w:p>
+    <w:p>
+      <w:pPr>
+        <w:pStyle w:val="ListParagraph"/>
+        <w:numPr>
+          <w:ilvl w:val="0"/>
+          <w:numId w:val="2"/>
+        </w:numPr>
+      </w:pPr>
+      <w:r>
+        <w:t>Currently excluded directories are listed with inline ✕ remove buttons; removing one alerts you that a rescan is needed to re-index it</w:t>
+      </w:r>
+    </w:p>
+    <w:p>
+      <w:pPr>
+        <w:pStyle w:val="ListParagraph"/>
+        <w:numPr>
+          <w:ilvl w:val="0"/>
+          <w:numId w:val="2"/>
+        </w:numPr>
+      </w:pPr>
+      <w:r>
+        <w:t>Changes take effect on the next scan</w:t>
       </w:r>
     </w:p>
     <w:p>
